--- a/TanYongJian_JDE10.docx
+++ b/TanYongJian_JDE10.docx
@@ -111,7 +111,17 @@
             <w:szCs w:val="24"/>
             <w:u w:val="single"/>
           </w:rPr>
-          <w:t>linkedin_tanyj</w:t>
+          <w:t>L</w:t>
+        </w:r>
+        <w:r>
+          <w:rPr>
+            <w:rFonts w:ascii="Calibri" w:eastAsia="Calibri" w:hAnsi="Calibri" w:cs="Calibri"/>
+            <w:color w:val="0000FF"/>
+            <w:sz w:val="24"/>
+            <w:szCs w:val="24"/>
+            <w:u w:val="single"/>
+          </w:rPr>
+          <w:t>inkedin_tanyj</w:t>
         </w:r>
         <w:proofErr w:type="spellEnd"/>
       </w:hyperlink>
@@ -137,6 +147,20 @@
         </w:r>
         <w:proofErr w:type="spellEnd"/>
       </w:hyperlink>
+      <w:r>
+        <w:t xml:space="preserve"> | </w:t>
+      </w:r>
+      <w:hyperlink r:id="rId11" w:history="1">
+        <w:r>
+          <w:rPr>
+            <w:rStyle w:val="Hyperlink"/>
+            <w:rFonts w:asciiTheme="majorHAnsi" w:hAnsiTheme="majorHAnsi" w:cstheme="majorHAnsi"/>
+            <w:sz w:val="24"/>
+            <w:szCs w:val="24"/>
+          </w:rPr>
+          <w:t>Portfolio</w:t>
+        </w:r>
+      </w:hyperlink>
     </w:p>
     <w:p>
       <w:pPr>
@@ -173,7 +197,7 @@
         <w:rPr>
           <w:rFonts w:ascii="Calibri" w:eastAsia="Calibri" w:hAnsi="Calibri" w:cs="Calibri"/>
         </w:rPr>
-        <w:t>Engineering professional with 10 years of experience managing complex structural projects, coordinating technical matters across multiple stakeholders, and working with information-intensive operational processes. Brings hands-on experience in reporting automation, system monitoring, data log analysis, and process improvement, supported by technical skills in Python, SQL, ETL/ELT pipelines, data transformation, database management, and cloud technologies. Currently transitioning into Data Engineering, with hands-on project experience building data pipelines and applying modern data engineering practices to support reliable, data-driven processes.</w:t>
+        <w:t>Engineering professional with 10 years of experience managing complex structural projects, coordinating technical matters across multiple stakeholders, and working with information-intensive operational processes. Brings hands-on experience in reporting automation, system monitoring, log analysis, and process improvement, supported by technical skills in Python, SQL, ETL/ELT pipelines, data transformation, database management, and cloud technologies. Currently transitioning into Data Engineering, with hands-on project experience building data pipelines and applying modern data engineering practices to support reliable, data-driven processes.</w:t>
       </w:r>
     </w:p>
     <w:p>
@@ -458,7 +482,7 @@
           <w:szCs w:val="24"/>
         </w:rPr>
       </w:pPr>
-      <w:hyperlink r:id="rId11">
+      <w:hyperlink r:id="rId12">
         <w:r>
           <w:rPr>
             <w:rFonts w:ascii="Calibri" w:eastAsia="Calibri" w:hAnsi="Calibri" w:cs="Calibri"/>
@@ -490,7 +514,7 @@
         </w:rPr>
         <w:t xml:space="preserve">in partnership with MICROSOFT and </w:t>
       </w:r>
-      <w:hyperlink r:id="rId12">
+      <w:hyperlink r:id="rId13">
         <w:r>
           <w:rPr>
             <w:rFonts w:ascii="Calibri" w:eastAsia="Calibri" w:hAnsi="Calibri" w:cs="Calibri"/>
@@ -536,7 +560,7 @@
         </w:rPr>
         <w:t>J</w:t>
       </w:r>
-      <w:hyperlink r:id="rId13">
+      <w:hyperlink r:id="rId14">
         <w:r>
           <w:rPr>
             <w:rFonts w:ascii="Calibri" w:eastAsia="Calibri" w:hAnsi="Calibri" w:cs="Calibri"/>
@@ -620,7 +644,23 @@
           <w:rFonts w:ascii="Calibri" w:eastAsia="Calibri" w:hAnsi="Calibri" w:cs="Calibri"/>
           <w:color w:val="000000"/>
         </w:rPr>
-        <w:t>Completed a 12-week full-time training program; developing core technical skills in collecting, storing, and retrieving raw data, building data pipelines using ELT principles, and deploying solutions on cloud platforms.</w:t>
+        <w:t xml:space="preserve">Completed a 12-week full-time training program developing core technical skills in collecting, storing, and </w:t>
+      </w:r>
+      <w:proofErr w:type="gramStart"/>
+      <w:r>
+        <w:rPr>
+          <w:rFonts w:ascii="Calibri" w:eastAsia="Calibri" w:hAnsi="Calibri" w:cs="Calibri"/>
+          <w:color w:val="000000"/>
+        </w:rPr>
+        <w:t>retrieving data, building</w:t>
+      </w:r>
+      <w:proofErr w:type="gramEnd"/>
+      <w:r>
+        <w:rPr>
+          <w:rFonts w:ascii="Calibri" w:eastAsia="Calibri" w:hAnsi="Calibri" w:cs="Calibri"/>
+          <w:color w:val="000000"/>
+        </w:rPr>
+        <w:t xml:space="preserve"> data pipelines using ELT principles, and deploying solutions on cloud platforms.</w:t>
       </w:r>
     </w:p>
     <w:p>
@@ -665,6 +705,8 @@
           <w:rFonts w:ascii="Calibri" w:eastAsia="Calibri" w:hAnsi="Calibri" w:cs="Calibri"/>
           <w:b/>
           <w:bCs/>
+          <w:sz w:val="24"/>
+          <w:szCs w:val="24"/>
         </w:rPr>
         <w:t xml:space="preserve"> </w:t>
       </w:r>
@@ -673,128 +715,118 @@
           <w:rFonts w:ascii="Calibri" w:eastAsia="Calibri" w:hAnsi="Calibri" w:cs="Calibri"/>
           <w:b/>
           <w:bCs/>
-          <w:sz w:val="24"/>
-          <w:szCs w:val="24"/>
-        </w:rPr>
-        <w:t>Data Engineering Capstone Project</w:t>
-      </w:r>
-      <w:r>
-        <w:rPr>
-          <w:rFonts w:ascii="Calibri" w:eastAsia="Calibri" w:hAnsi="Calibri" w:cs="Calibri"/>
-          <w:sz w:val="24"/>
-          <w:szCs w:val="24"/>
+          <w:sz w:val="28"/>
+          <w:szCs w:val="28"/>
+        </w:rPr>
+        <w:t>Data Engineering</w:t>
+      </w:r>
+      <w:r>
+        <w:rPr>
+          <w:rFonts w:ascii="Calibri" w:eastAsia="Calibri" w:hAnsi="Calibri" w:cs="Calibri"/>
+          <w:b/>
+          <w:bCs/>
+          <w:sz w:val="28"/>
+          <w:szCs w:val="28"/>
+        </w:rPr>
+        <w:t xml:space="preserve"> Final</w:t>
+      </w:r>
+      <w:r>
+        <w:rPr>
+          <w:rFonts w:ascii="Calibri" w:eastAsia="Calibri" w:hAnsi="Calibri" w:cs="Calibri"/>
+          <w:b/>
+          <w:bCs/>
+          <w:sz w:val="28"/>
+          <w:szCs w:val="28"/>
+        </w:rPr>
+        <w:t xml:space="preserve"> Project</w:t>
+      </w:r>
+      <w:r>
+        <w:rPr>
+          <w:rFonts w:ascii="Calibri" w:eastAsia="Calibri" w:hAnsi="Calibri" w:cs="Calibri"/>
+          <w:sz w:val="28"/>
+          <w:szCs w:val="28"/>
         </w:rPr>
         <w:t xml:space="preserve"> </w:t>
       </w:r>
-      <w:hyperlink r:id="rId14" w:history="1">
-        <w:r>
-          <w:rPr>
-            <w:rStyle w:val="Hyperlink"/>
-            <w:rFonts w:ascii="Calibri" w:eastAsia="Calibri" w:hAnsi="Calibri" w:cs="Calibri"/>
-            <w:b/>
-            <w:bCs/>
-            <w:sz w:val="24"/>
-            <w:szCs w:val="24"/>
-          </w:rPr>
-          <w:t xml:space="preserve">| </w:t>
-        </w:r>
-        <w:proofErr w:type="spellStart"/>
-        <w:r>
-          <w:rPr>
-            <w:rStyle w:val="Hyperlink"/>
-            <w:rFonts w:ascii="Calibri" w:eastAsia="Calibri" w:hAnsi="Calibri" w:cs="Calibri"/>
-            <w:b/>
-            <w:bCs/>
-          </w:rPr>
-          <w:t>Olist</w:t>
-        </w:r>
-        <w:proofErr w:type="spellEnd"/>
-        <w:r>
-          <w:rPr>
-            <w:rStyle w:val="Hyperlink"/>
-            <w:rFonts w:ascii="Calibri" w:eastAsia="Calibri" w:hAnsi="Calibri" w:cs="Calibri"/>
-            <w:b/>
-            <w:bCs/>
-          </w:rPr>
-          <w:t xml:space="preserve"> Market Analysis</w:t>
-        </w:r>
-      </w:hyperlink>
-      <w:r>
-        <w:rPr>
-          <w:rFonts w:ascii="Calibri" w:eastAsia="Calibri" w:hAnsi="Calibri" w:cs="Calibri"/>
-          <w:b/>
-          <w:bCs/>
-        </w:rPr>
-        <w:t xml:space="preserve"> | </w:t>
-      </w:r>
-      <w:r>
-        <w:rPr>
-          <w:rFonts w:ascii="Calibri" w:hAnsi="Calibri" w:cs="Calibri"/>
-          <w:b/>
-          <w:bCs/>
-          <w:color w:val="0000FF"/>
-          <w:u w:val="single"/>
+      <w:r>
+        <w:rPr>
+          <w:rFonts w:ascii="Calibri" w:eastAsia="Calibri" w:hAnsi="Calibri" w:cs="Calibri"/>
+          <w:b/>
+          <w:bCs/>
+          <w:sz w:val="24"/>
+          <w:szCs w:val="24"/>
         </w:rPr>
         <w:fldChar w:fldCharType="begin"/>
       </w:r>
       <w:r>
         <w:rPr>
-          <w:rFonts w:ascii="Calibri" w:hAnsi="Calibri" w:cs="Calibri"/>
-          <w:b/>
-          <w:bCs/>
-          <w:color w:val="0000FF"/>
-          <w:u w:val="single"/>
-        </w:rPr>
-        <w:instrText>HYPERLINK "https://drive.google.com/drive/folders/1XRNIX3oKlO1ZQqgGtbQaqXlDCiGUUwL-"</w:instrText>
-      </w:r>
-      <w:r>
-        <w:rPr>
-          <w:rFonts w:ascii="Calibri" w:hAnsi="Calibri" w:cs="Calibri"/>
-          <w:b/>
-          <w:bCs/>
-          <w:color w:val="0000FF"/>
-          <w:u w:val="single"/>
-        </w:rPr>
-      </w:r>
-      <w:r>
-        <w:rPr>
-          <w:rFonts w:ascii="Calibri" w:hAnsi="Calibri" w:cs="Calibri"/>
-          <w:b/>
-          <w:bCs/>
-          <w:color w:val="0000FF"/>
-          <w:u w:val="single"/>
+          <w:rFonts w:ascii="Calibri" w:eastAsia="Calibri" w:hAnsi="Calibri" w:cs="Calibri"/>
+          <w:b/>
+          <w:bCs/>
+          <w:sz w:val="24"/>
+          <w:szCs w:val="24"/>
+        </w:rPr>
+        <w:instrText>HYPERLINK "https://ttan-ttan.github.io/ttan-olist-project/"</w:instrText>
+      </w:r>
+      <w:r>
+        <w:rPr>
+          <w:rFonts w:ascii="Calibri" w:eastAsia="Calibri" w:hAnsi="Calibri" w:cs="Calibri"/>
+          <w:b/>
+          <w:bCs/>
+          <w:sz w:val="24"/>
+          <w:szCs w:val="24"/>
+        </w:rPr>
+      </w:r>
+      <w:r>
+        <w:rPr>
+          <w:rFonts w:ascii="Calibri" w:eastAsia="Calibri" w:hAnsi="Calibri" w:cs="Calibri"/>
+          <w:b/>
+          <w:bCs/>
+          <w:sz w:val="24"/>
+          <w:szCs w:val="24"/>
         </w:rPr>
         <w:fldChar w:fldCharType="separate"/>
       </w:r>
+      <w:r>
+        <w:rPr>
+          <w:rStyle w:val="Hyperlink"/>
+          <w:rFonts w:ascii="Calibri" w:eastAsia="Calibri" w:hAnsi="Calibri" w:cs="Calibri"/>
+          <w:b/>
+          <w:bCs/>
+          <w:sz w:val="24"/>
+          <w:szCs w:val="24"/>
+        </w:rPr>
+        <w:t xml:space="preserve">| </w:t>
+      </w:r>
       <w:proofErr w:type="spellStart"/>
       <w:r>
         <w:rPr>
           <w:rStyle w:val="Hyperlink"/>
-          <w:rFonts w:ascii="Calibri" w:hAnsi="Calibri" w:cs="Calibri"/>
-          <w:b/>
-          <w:bCs/>
-        </w:rPr>
-        <w:t>G</w:t>
-      </w:r>
+          <w:rFonts w:ascii="Calibri" w:eastAsia="Calibri" w:hAnsi="Calibri" w:cs="Calibri"/>
+          <w:b/>
+          <w:bCs/>
+        </w:rPr>
+        <w:t>Olist</w:t>
+      </w:r>
+      <w:proofErr w:type="spellEnd"/>
       <w:r>
         <w:rPr>
           <w:rStyle w:val="Hyperlink"/>
-          <w:rFonts w:ascii="Calibri" w:hAnsi="Calibri" w:cs="Calibri"/>
-          <w:b/>
-          <w:bCs/>
-        </w:rPr>
-        <w:t>oogleDrive</w:t>
+          <w:rFonts w:ascii="Calibri" w:eastAsia="Calibri" w:hAnsi="Calibri" w:cs="Calibri"/>
+          <w:b/>
+          <w:bCs/>
+        </w:rPr>
+        <w:t xml:space="preserve"> Market Analysis</w:t>
       </w:r>
       <w:r>
         <w:rPr>
           <w:rStyle w:val="Hyperlink"/>
-          <w:rFonts w:ascii="Calibri" w:hAnsi="Calibri" w:cs="Calibri"/>
-          <w:b/>
-          <w:bCs/>
-        </w:rPr>
-        <w:t>_Link</w:t>
-      </w:r>
-      <w:proofErr w:type="spellEnd"/>
+          <w:rFonts w:ascii="Calibri" w:eastAsia="Calibri" w:hAnsi="Calibri" w:cs="Calibri"/>
+          <w:b/>
+          <w:bCs/>
+        </w:rPr>
+        <w:t xml:space="preserve"> </w:t>
+      </w:r>
     </w:p>
     <w:p>
       <w:pPr>
@@ -818,11 +850,11 @@
       </w:pPr>
       <w:r>
         <w:rPr>
-          <w:rFonts w:ascii="Calibri" w:hAnsi="Calibri" w:cs="Calibri"/>
-          <w:b/>
-          <w:bCs/>
-          <w:color w:val="0000FF"/>
-          <w:u w:val="single"/>
+          <w:rFonts w:ascii="Calibri" w:eastAsia="Calibri" w:hAnsi="Calibri" w:cs="Calibri"/>
+          <w:b/>
+          <w:bCs/>
+          <w:sz w:val="24"/>
+          <w:szCs w:val="24"/>
         </w:rPr>
         <w:fldChar w:fldCharType="end"/>
       </w:r>
@@ -831,7 +863,39 @@
           <w:rFonts w:ascii="Calibri" w:eastAsia="Calibri" w:hAnsi="Calibri" w:cs="Calibri"/>
           <w:color w:val="000000"/>
         </w:rPr>
-        <w:t xml:space="preserve">Designed and implemented a Medallion data pipeline in Microsoft Fabric, ingesting nine </w:t>
+        <w:t xml:space="preserve">Designed and implemented a </w:t>
+      </w:r>
+      <w:r>
+        <w:rPr>
+          <w:rFonts w:ascii="Calibri" w:eastAsia="Calibri" w:hAnsi="Calibri" w:cs="Calibri"/>
+          <w:b/>
+          <w:bCs/>
+          <w:color w:val="000000"/>
+        </w:rPr>
+        <w:t>Medallion data pipeline</w:t>
+      </w:r>
+      <w:r>
+        <w:rPr>
+          <w:rFonts w:ascii="Calibri" w:eastAsia="Calibri" w:hAnsi="Calibri" w:cs="Calibri"/>
+          <w:color w:val="000000"/>
+        </w:rPr>
+        <w:t xml:space="preserve"> in </w:t>
+      </w:r>
+      <w:r>
+        <w:rPr>
+          <w:rFonts w:ascii="Calibri" w:eastAsia="Calibri" w:hAnsi="Calibri" w:cs="Calibri"/>
+          <w:b/>
+          <w:bCs/>
+          <w:color w:val="000000"/>
+        </w:rPr>
+        <w:t>Microsoft Fabric</w:t>
+      </w:r>
+      <w:r>
+        <w:rPr>
+          <w:rFonts w:ascii="Calibri" w:eastAsia="Calibri" w:hAnsi="Calibri" w:cs="Calibri"/>
+          <w:color w:val="000000"/>
+        </w:rPr>
+        <w:t xml:space="preserve">, ingesting nine </w:t>
       </w:r>
       <w:proofErr w:type="spellStart"/>
       <w:r>
@@ -853,6 +917,8 @@
       <w:r>
         <w:rPr>
           <w:rFonts w:ascii="Calibri" w:eastAsia="Calibri" w:hAnsi="Calibri" w:cs="Calibri"/>
+          <w:b/>
+          <w:bCs/>
           <w:color w:val="000000"/>
         </w:rPr>
         <w:t>OneLake</w:t>
@@ -913,6 +979,8 @@
       <w:r>
         <w:rPr>
           <w:rFonts w:ascii="Calibri" w:eastAsia="Calibri" w:hAnsi="Calibri" w:cs="Calibri"/>
+          <w:b/>
+          <w:bCs/>
           <w:color w:val="000000"/>
         </w:rPr>
         <w:t>PySpark</w:t>
@@ -923,7 +991,603 @@
           <w:rFonts w:ascii="Calibri" w:eastAsia="Calibri" w:hAnsi="Calibri" w:cs="Calibri"/>
           <w:color w:val="000000"/>
         </w:rPr>
-        <w:t xml:space="preserve"> and SQL scripts for automated data cleaning, transformation, validation, and data-quality checks, and built a Gold-layer star schema with fact and dimension tables for business analysis and Power BI reporting.</w:t>
+        <w:t xml:space="preserve"> and </w:t>
+      </w:r>
+      <w:r>
+        <w:rPr>
+          <w:rFonts w:ascii="Calibri" w:eastAsia="Calibri" w:hAnsi="Calibri" w:cs="Calibri"/>
+          <w:b/>
+          <w:bCs/>
+          <w:color w:val="000000"/>
+        </w:rPr>
+        <w:t>SQL</w:t>
+      </w:r>
+      <w:r>
+        <w:rPr>
+          <w:rFonts w:ascii="Calibri" w:eastAsia="Calibri" w:hAnsi="Calibri" w:cs="Calibri"/>
+          <w:color w:val="000000"/>
+        </w:rPr>
+        <w:t xml:space="preserve"> scripts for </w:t>
+      </w:r>
+      <w:r>
+        <w:rPr>
+          <w:rFonts w:ascii="Calibri" w:eastAsia="Calibri" w:hAnsi="Calibri" w:cs="Calibri"/>
+          <w:b/>
+          <w:bCs/>
+          <w:color w:val="000000"/>
+        </w:rPr>
+        <w:t>automated</w:t>
+      </w:r>
+      <w:r>
+        <w:rPr>
+          <w:rFonts w:ascii="Calibri" w:eastAsia="Calibri" w:hAnsi="Calibri" w:cs="Calibri"/>
+          <w:color w:val="000000"/>
+        </w:rPr>
+        <w:t xml:space="preserve"> data cleaning, transformation, validation, and </w:t>
+      </w:r>
+      <w:r>
+        <w:rPr>
+          <w:rFonts w:ascii="Calibri" w:eastAsia="Calibri" w:hAnsi="Calibri" w:cs="Calibri"/>
+          <w:b/>
+          <w:bCs/>
+          <w:color w:val="000000"/>
+        </w:rPr>
+        <w:t>data-quality checks</w:t>
+      </w:r>
+      <w:r>
+        <w:rPr>
+          <w:rFonts w:ascii="Calibri" w:eastAsia="Calibri" w:hAnsi="Calibri" w:cs="Calibri"/>
+          <w:color w:val="000000"/>
+        </w:rPr>
+        <w:t xml:space="preserve">, and built a Gold-layer </w:t>
+      </w:r>
+      <w:r>
+        <w:rPr>
+          <w:rFonts w:ascii="Calibri" w:eastAsia="Calibri" w:hAnsi="Calibri" w:cs="Calibri"/>
+          <w:b/>
+          <w:bCs/>
+          <w:color w:val="000000"/>
+        </w:rPr>
+        <w:t>star</w:t>
+      </w:r>
+      <w:r>
+        <w:rPr>
+          <w:rFonts w:ascii="Calibri" w:eastAsia="Calibri" w:hAnsi="Calibri" w:cs="Calibri"/>
+          <w:b/>
+          <w:bCs/>
+          <w:color w:val="000000"/>
+        </w:rPr>
+        <w:t xml:space="preserve"> schema</w:t>
+      </w:r>
+      <w:r>
+        <w:rPr>
+          <w:rFonts w:ascii="Calibri" w:eastAsia="Calibri" w:hAnsi="Calibri" w:cs="Calibri"/>
+          <w:color w:val="000000"/>
+        </w:rPr>
+        <w:t xml:space="preserve"> with fact and dimension tables for business analysis and </w:t>
+      </w:r>
+      <w:r>
+        <w:rPr>
+          <w:rFonts w:ascii="Calibri" w:eastAsia="Calibri" w:hAnsi="Calibri" w:cs="Calibri"/>
+          <w:b/>
+          <w:bCs/>
+          <w:color w:val="000000"/>
+        </w:rPr>
+        <w:t>Power BI</w:t>
+      </w:r>
+      <w:r>
+        <w:rPr>
+          <w:rFonts w:ascii="Calibri" w:eastAsia="Calibri" w:hAnsi="Calibri" w:cs="Calibri"/>
+          <w:color w:val="000000"/>
+        </w:rPr>
+        <w:t xml:space="preserve"> reporting.</w:t>
+      </w:r>
+    </w:p>
+    <w:p>
+      <w:pPr>
+        <w:spacing w:before="120" w:line="240" w:lineRule="auto"/>
+        <w:ind w:left="181"/>
+        <w:jc w:val="both"/>
+        <w:rPr>
+          <w:rFonts w:ascii="Calibri" w:eastAsia="Calibri" w:hAnsi="Calibri" w:cs="Calibri"/>
+          <w:color w:val="000000"/>
+        </w:rPr>
+      </w:pPr>
+      <w:r>
+        <w:rPr>
+          <w:rFonts w:ascii="Calibri" w:eastAsia="Calibri" w:hAnsi="Calibri" w:cs="Calibri"/>
+          <w:b/>
+          <w:bCs/>
+          <w:sz w:val="28"/>
+          <w:szCs w:val="28"/>
+        </w:rPr>
+        <w:t xml:space="preserve">Data Engineering </w:t>
+      </w:r>
+      <w:r>
+        <w:rPr>
+          <w:rFonts w:ascii="Calibri" w:eastAsia="Calibri" w:hAnsi="Calibri" w:cs="Calibri"/>
+          <w:b/>
+          <w:bCs/>
+          <w:sz w:val="28"/>
+          <w:szCs w:val="28"/>
+        </w:rPr>
+        <w:t>Interim</w:t>
+      </w:r>
+      <w:r>
+        <w:rPr>
+          <w:rFonts w:ascii="Calibri" w:eastAsia="Calibri" w:hAnsi="Calibri" w:cs="Calibri"/>
+          <w:b/>
+          <w:bCs/>
+          <w:sz w:val="28"/>
+          <w:szCs w:val="28"/>
+        </w:rPr>
+        <w:t xml:space="preserve"> Project</w:t>
+      </w:r>
+      <w:r>
+        <w:rPr>
+          <w:rFonts w:ascii="Calibri" w:eastAsia="Calibri" w:hAnsi="Calibri" w:cs="Calibri"/>
+          <w:sz w:val="28"/>
+          <w:szCs w:val="28"/>
+        </w:rPr>
+        <w:t xml:space="preserve"> </w:t>
+      </w:r>
+      <w:hyperlink r:id="rId15" w:history="1">
+        <w:r>
+          <w:rPr>
+            <w:rStyle w:val="Hyperlink"/>
+            <w:rFonts w:ascii="Calibri" w:eastAsia="Calibri" w:hAnsi="Calibri" w:cs="Calibri"/>
+            <w:b/>
+            <w:bCs/>
+            <w:sz w:val="24"/>
+            <w:szCs w:val="24"/>
+          </w:rPr>
+          <w:t xml:space="preserve">| </w:t>
+        </w:r>
+        <w:r>
+          <w:rPr>
+            <w:rStyle w:val="Hyperlink"/>
+            <w:rFonts w:ascii="Calibri" w:eastAsia="Calibri" w:hAnsi="Calibri" w:cs="Calibri"/>
+            <w:b/>
+            <w:bCs/>
+          </w:rPr>
+          <w:t xml:space="preserve">Hospital </w:t>
+        </w:r>
+        <w:r>
+          <w:rPr>
+            <w:rStyle w:val="Hyperlink"/>
+            <w:rFonts w:ascii="Calibri" w:eastAsia="Calibri" w:hAnsi="Calibri" w:cs="Calibri"/>
+            <w:b/>
+            <w:bCs/>
+          </w:rPr>
+          <w:t>Emergency Routing</w:t>
+        </w:r>
+        <w:r>
+          <w:rPr>
+            <w:rStyle w:val="Hyperlink"/>
+            <w:rFonts w:ascii="Calibri" w:eastAsia="Calibri" w:hAnsi="Calibri" w:cs="Calibri"/>
+            <w:b/>
+            <w:bCs/>
+          </w:rPr>
+          <w:t xml:space="preserve"> </w:t>
+        </w:r>
+      </w:hyperlink>
+    </w:p>
+    <w:p>
+      <w:pPr>
+        <w:numPr>
+          <w:ilvl w:val="0"/>
+          <w:numId w:val="6"/>
+        </w:numPr>
+        <w:pBdr>
+          <w:top w:val="nil"/>
+          <w:left w:val="nil"/>
+          <w:bottom w:val="nil"/>
+          <w:right w:val="nil"/>
+          <w:between w:val="nil"/>
+        </w:pBdr>
+        <w:spacing w:line="240" w:lineRule="auto"/>
+        <w:ind w:left="714" w:hanging="357"/>
+        <w:jc w:val="both"/>
+        <w:rPr>
+          <w:rFonts w:ascii="Calibri" w:hAnsi="Calibri" w:cs="Calibri"/>
+        </w:rPr>
+      </w:pPr>
+      <w:r>
+        <w:rPr>
+          <w:rFonts w:ascii="Calibri" w:eastAsia="Calibri" w:hAnsi="Calibri" w:cs="Calibri"/>
+          <w:color w:val="000000"/>
+        </w:rPr>
+        <w:t>Design</w:t>
+      </w:r>
+      <w:r>
+        <w:rPr>
+          <w:rFonts w:ascii="Calibri" w:eastAsia="Calibri" w:hAnsi="Calibri" w:cs="Calibri"/>
+          <w:color w:val="000000"/>
+        </w:rPr>
+        <w:t>ed</w:t>
+      </w:r>
+      <w:r>
+        <w:rPr>
+          <w:rFonts w:ascii="Calibri" w:eastAsia="Calibri" w:hAnsi="Calibri" w:cs="Calibri"/>
+          <w:color w:val="000000"/>
+        </w:rPr>
+        <w:t xml:space="preserve"> and built a </w:t>
+      </w:r>
+      <w:r>
+        <w:rPr>
+          <w:rFonts w:ascii="Calibri" w:eastAsia="Calibri" w:hAnsi="Calibri" w:cs="Calibri"/>
+          <w:b/>
+          <w:bCs/>
+          <w:color w:val="000000"/>
+        </w:rPr>
+        <w:t>multi-source ETL pipeline</w:t>
+      </w:r>
+      <w:r>
+        <w:rPr>
+          <w:rFonts w:ascii="Calibri" w:eastAsia="Calibri" w:hAnsi="Calibri" w:cs="Calibri"/>
+          <w:color w:val="000000"/>
+        </w:rPr>
+        <w:t xml:space="preserve"> in </w:t>
+      </w:r>
+      <w:r>
+        <w:rPr>
+          <w:rFonts w:ascii="Calibri" w:eastAsia="Calibri" w:hAnsi="Calibri" w:cs="Calibri"/>
+          <w:b/>
+          <w:bCs/>
+          <w:color w:val="000000"/>
+        </w:rPr>
+        <w:t>Python</w:t>
+      </w:r>
+      <w:r>
+        <w:rPr>
+          <w:rFonts w:ascii="Calibri" w:eastAsia="Calibri" w:hAnsi="Calibri" w:cs="Calibri"/>
+          <w:color w:val="000000"/>
+        </w:rPr>
+        <w:t xml:space="preserve"> to extract live</w:t>
+      </w:r>
+      <w:r>
+        <w:rPr>
+          <w:rFonts w:ascii="Calibri" w:eastAsia="Calibri" w:hAnsi="Calibri" w:cs="Calibri"/>
+          <w:color w:val="000000"/>
+        </w:rPr>
+        <w:t xml:space="preserve"> </w:t>
+      </w:r>
+      <w:r>
+        <w:rPr>
+          <w:rFonts w:ascii="Calibri" w:eastAsia="Calibri" w:hAnsi="Calibri" w:cs="Calibri"/>
+          <w:color w:val="000000"/>
+        </w:rPr>
+        <w:t>A&amp;E wait</w:t>
+      </w:r>
+      <w:r>
+        <w:rPr>
+          <w:rFonts w:ascii="Calibri" w:eastAsia="Calibri" w:hAnsi="Calibri" w:cs="Calibri"/>
+          <w:color w:val="000000"/>
+        </w:rPr>
+        <w:t>ing-</w:t>
+      </w:r>
+      <w:r>
+        <w:rPr>
+          <w:rFonts w:ascii="Calibri" w:eastAsia="Calibri" w:hAnsi="Calibri" w:cs="Calibri"/>
+          <w:color w:val="000000"/>
+        </w:rPr>
+        <w:t xml:space="preserve">time </w:t>
+      </w:r>
+      <w:r>
+        <w:rPr>
+          <w:rFonts w:ascii="Calibri" w:eastAsia="Calibri" w:hAnsi="Calibri" w:cs="Calibri"/>
+          <w:color w:val="000000"/>
+        </w:rPr>
+        <w:t xml:space="preserve">data </w:t>
+      </w:r>
+      <w:r>
+        <w:rPr>
+          <w:rFonts w:ascii="Calibri" w:eastAsia="Calibri" w:hAnsi="Calibri" w:cs="Calibri"/>
+          <w:color w:val="000000"/>
+        </w:rPr>
+        <w:t xml:space="preserve">via </w:t>
+      </w:r>
+      <w:r>
+        <w:rPr>
+          <w:rFonts w:ascii="Calibri" w:eastAsia="Calibri" w:hAnsi="Calibri" w:cs="Calibri"/>
+          <w:b/>
+          <w:bCs/>
+          <w:color w:val="000000"/>
+        </w:rPr>
+        <w:t>Selenium web</w:t>
+      </w:r>
+      <w:r>
+        <w:rPr>
+          <w:rFonts w:ascii="Calibri" w:eastAsia="Calibri" w:hAnsi="Calibri" w:cs="Calibri"/>
+          <w:color w:val="000000"/>
+        </w:rPr>
+        <w:t xml:space="preserve"> </w:t>
+      </w:r>
+      <w:proofErr w:type="gramStart"/>
+      <w:r>
+        <w:rPr>
+          <w:rFonts w:ascii="Calibri" w:eastAsia="Calibri" w:hAnsi="Calibri" w:cs="Calibri"/>
+          <w:b/>
+          <w:bCs/>
+          <w:color w:val="000000"/>
+        </w:rPr>
+        <w:t>scraping</w:t>
+      </w:r>
+      <w:r>
+        <w:rPr>
+          <w:rFonts w:ascii="Calibri" w:eastAsia="Calibri" w:hAnsi="Calibri" w:cs="Calibri"/>
+          <w:color w:val="000000"/>
+        </w:rPr>
+        <w:t xml:space="preserve">, </w:t>
+      </w:r>
+      <w:r>
+        <w:rPr>
+          <w:rFonts w:ascii="Calibri" w:eastAsia="Calibri" w:hAnsi="Calibri" w:cs="Calibri"/>
+          <w:color w:val="000000"/>
+        </w:rPr>
+        <w:t>and</w:t>
+      </w:r>
+      <w:proofErr w:type="gramEnd"/>
+      <w:r>
+        <w:rPr>
+          <w:rFonts w:ascii="Calibri" w:eastAsia="Calibri" w:hAnsi="Calibri" w:cs="Calibri"/>
+          <w:color w:val="000000"/>
+        </w:rPr>
+        <w:t xml:space="preserve"> integrate </w:t>
+      </w:r>
+      <w:r>
+        <w:rPr>
+          <w:rFonts w:ascii="Calibri" w:eastAsia="Calibri" w:hAnsi="Calibri" w:cs="Calibri"/>
+          <w:color w:val="000000"/>
+        </w:rPr>
+        <w:t>dengue cluster and weather data</w:t>
+      </w:r>
+      <w:r>
+        <w:rPr>
+          <w:rFonts w:ascii="Calibri" w:eastAsia="Calibri" w:hAnsi="Calibri" w:cs="Calibri"/>
+          <w:color w:val="000000"/>
+        </w:rPr>
+        <w:t>sets</w:t>
+      </w:r>
+      <w:r>
+        <w:rPr>
+          <w:rFonts w:ascii="Calibri" w:eastAsia="Calibri" w:hAnsi="Calibri" w:cs="Calibri"/>
+          <w:color w:val="000000"/>
+        </w:rPr>
+        <w:t xml:space="preserve"> </w:t>
+      </w:r>
+      <w:r>
+        <w:rPr>
+          <w:rFonts w:ascii="Calibri" w:eastAsia="Calibri" w:hAnsi="Calibri" w:cs="Calibri"/>
+          <w:color w:val="000000"/>
+        </w:rPr>
+        <w:t>from</w:t>
+      </w:r>
+      <w:r>
+        <w:rPr>
+          <w:rFonts w:ascii="Calibri" w:eastAsia="Calibri" w:hAnsi="Calibri" w:cs="Calibri"/>
+          <w:color w:val="000000"/>
+        </w:rPr>
+        <w:t xml:space="preserve"> </w:t>
+      </w:r>
+      <w:r>
+        <w:rPr>
+          <w:rFonts w:ascii="Calibri" w:eastAsia="Calibri" w:hAnsi="Calibri" w:cs="Calibri"/>
+          <w:b/>
+          <w:bCs/>
+          <w:color w:val="000000"/>
+        </w:rPr>
+        <w:t>REST APIs</w:t>
+      </w:r>
+      <w:r>
+        <w:rPr>
+          <w:rFonts w:ascii="Calibri" w:eastAsia="Calibri" w:hAnsi="Calibri" w:cs="Calibri"/>
+          <w:color w:val="000000"/>
+        </w:rPr>
+        <w:t xml:space="preserve"> (NEA, OneMap, data.gov.sg)</w:t>
+      </w:r>
+      <w:r>
+        <w:rPr>
+          <w:rFonts w:ascii="Calibri" w:eastAsia="Calibri" w:hAnsi="Calibri" w:cs="Calibri"/>
+          <w:color w:val="000000"/>
+        </w:rPr>
+        <w:t>.</w:t>
+      </w:r>
+    </w:p>
+    <w:p>
+      <w:pPr>
+        <w:numPr>
+          <w:ilvl w:val="0"/>
+          <w:numId w:val="6"/>
+        </w:numPr>
+        <w:pBdr>
+          <w:top w:val="nil"/>
+          <w:left w:val="nil"/>
+          <w:bottom w:val="nil"/>
+          <w:right w:val="nil"/>
+          <w:between w:val="nil"/>
+        </w:pBdr>
+        <w:spacing w:line="240" w:lineRule="auto"/>
+        <w:ind w:left="714" w:hanging="357"/>
+        <w:jc w:val="both"/>
+        <w:rPr>
+          <w:rFonts w:ascii="Calibri" w:hAnsi="Calibri" w:cs="Calibri"/>
+        </w:rPr>
+      </w:pPr>
+      <w:r>
+        <w:rPr>
+          <w:rFonts w:ascii="Calibri" w:eastAsia="Calibri" w:hAnsi="Calibri" w:cs="Calibri"/>
+          <w:color w:val="000000"/>
+        </w:rPr>
+        <w:t xml:space="preserve">Implemented </w:t>
+      </w:r>
+      <w:r>
+        <w:rPr>
+          <w:rFonts w:ascii="Calibri" w:eastAsia="Calibri" w:hAnsi="Calibri" w:cs="Calibri"/>
+          <w:color w:val="000000"/>
+        </w:rPr>
+        <w:t xml:space="preserve">automated </w:t>
+      </w:r>
+      <w:r>
+        <w:rPr>
+          <w:rFonts w:ascii="Calibri" w:eastAsia="Calibri" w:hAnsi="Calibri" w:cs="Calibri"/>
+          <w:color w:val="000000"/>
+        </w:rPr>
+        <w:t xml:space="preserve">data cleaning, deduplication, and postal-prefix standardization using </w:t>
+      </w:r>
+      <w:r>
+        <w:rPr>
+          <w:rFonts w:ascii="Calibri" w:eastAsia="Calibri" w:hAnsi="Calibri" w:cs="Calibri"/>
+          <w:b/>
+          <w:bCs/>
+          <w:color w:val="000000"/>
+        </w:rPr>
+        <w:t>Pandas</w:t>
+      </w:r>
+      <w:r>
+        <w:rPr>
+          <w:rFonts w:ascii="Calibri" w:eastAsia="Calibri" w:hAnsi="Calibri" w:cs="Calibri"/>
+          <w:color w:val="000000"/>
+        </w:rPr>
+        <w:t xml:space="preserve"> and </w:t>
+      </w:r>
+      <w:r>
+        <w:rPr>
+          <w:rFonts w:ascii="Calibri" w:eastAsia="Calibri" w:hAnsi="Calibri" w:cs="Calibri"/>
+          <w:b/>
+          <w:bCs/>
+          <w:color w:val="000000"/>
+        </w:rPr>
+        <w:t>SQ</w:t>
+      </w:r>
+      <w:r>
+        <w:rPr>
+          <w:rFonts w:ascii="Calibri" w:eastAsia="Calibri" w:hAnsi="Calibri" w:cs="Calibri"/>
+          <w:b/>
+          <w:bCs/>
+          <w:color w:val="000000"/>
+        </w:rPr>
+        <w:t xml:space="preserve">L </w:t>
+      </w:r>
+      <w:r>
+        <w:rPr>
+          <w:rFonts w:ascii="Calibri" w:eastAsia="Calibri" w:hAnsi="Calibri" w:cs="Calibri"/>
+          <w:color w:val="000000"/>
+        </w:rPr>
+        <w:t>to</w:t>
+      </w:r>
+      <w:r>
+        <w:rPr>
+          <w:rFonts w:ascii="Calibri" w:eastAsia="Calibri" w:hAnsi="Calibri" w:cs="Calibri"/>
+          <w:color w:val="000000"/>
+        </w:rPr>
+        <w:t xml:space="preserve"> improve data quality and consistency.</w:t>
+      </w:r>
+    </w:p>
+    <w:p>
+      <w:pPr>
+        <w:numPr>
+          <w:ilvl w:val="0"/>
+          <w:numId w:val="6"/>
+        </w:numPr>
+        <w:pBdr>
+          <w:top w:val="nil"/>
+          <w:left w:val="nil"/>
+          <w:bottom w:val="nil"/>
+          <w:right w:val="nil"/>
+          <w:between w:val="nil"/>
+        </w:pBdr>
+        <w:spacing w:after="120" w:line="240" w:lineRule="auto"/>
+        <w:ind w:left="714" w:hanging="357"/>
+        <w:jc w:val="both"/>
+        <w:rPr>
+          <w:rFonts w:ascii="Calibri" w:hAnsi="Calibri" w:cs="Calibri"/>
+        </w:rPr>
+      </w:pPr>
+      <w:r>
+        <w:rPr>
+          <w:rFonts w:ascii="Calibri" w:eastAsia="Calibri" w:hAnsi="Calibri" w:cs="Calibri"/>
+          <w:color w:val="000000"/>
+        </w:rPr>
+        <w:t>Develop</w:t>
+      </w:r>
+      <w:r>
+        <w:rPr>
+          <w:rFonts w:ascii="Calibri" w:eastAsia="Calibri" w:hAnsi="Calibri" w:cs="Calibri"/>
+          <w:color w:val="000000"/>
+        </w:rPr>
+        <w:t>ed</w:t>
+      </w:r>
+      <w:r>
+        <w:rPr>
+          <w:rFonts w:ascii="Calibri" w:eastAsia="Calibri" w:hAnsi="Calibri" w:cs="Calibri"/>
+          <w:color w:val="000000"/>
+        </w:rPr>
+        <w:t xml:space="preserve"> </w:t>
+      </w:r>
+      <w:r>
+        <w:rPr>
+          <w:rFonts w:ascii="Calibri" w:eastAsia="Calibri" w:hAnsi="Calibri" w:cs="Calibri"/>
+          <w:b/>
+          <w:bCs/>
+          <w:color w:val="000000"/>
+        </w:rPr>
+        <w:t>routing logic</w:t>
+      </w:r>
+      <w:r>
+        <w:rPr>
+          <w:rFonts w:ascii="Calibri" w:eastAsia="Calibri" w:hAnsi="Calibri" w:cs="Calibri"/>
+          <w:color w:val="000000"/>
+        </w:rPr>
+        <w:t xml:space="preserve"> to c</w:t>
+      </w:r>
+      <w:r>
+        <w:rPr>
+          <w:rFonts w:ascii="Calibri" w:eastAsia="Calibri" w:hAnsi="Calibri" w:cs="Calibri"/>
+          <w:color w:val="000000"/>
+        </w:rPr>
+        <w:t>alculate</w:t>
+      </w:r>
+      <w:r>
+        <w:rPr>
+          <w:rFonts w:ascii="Calibri" w:eastAsia="Calibri" w:hAnsi="Calibri" w:cs="Calibri"/>
+          <w:color w:val="000000"/>
+        </w:rPr>
+        <w:t xml:space="preserve"> “Total Time-To-Treatment” </w:t>
+      </w:r>
+      <w:r>
+        <w:rPr>
+          <w:rFonts w:ascii="Calibri" w:eastAsia="Calibri" w:hAnsi="Calibri" w:cs="Calibri"/>
+          <w:color w:val="000000"/>
+        </w:rPr>
+        <w:t xml:space="preserve">by combining hospital queue time, travel duration, and environmental risk factors, recommend a </w:t>
+      </w:r>
+      <w:r>
+        <w:rPr>
+          <w:rFonts w:ascii="Calibri" w:eastAsia="Calibri" w:hAnsi="Calibri" w:cs="Calibri"/>
+          <w:b/>
+          <w:bCs/>
+          <w:color w:val="000000"/>
+        </w:rPr>
+        <w:t>data-</w:t>
+      </w:r>
+      <w:proofErr w:type="spellStart"/>
+      <w:r>
+        <w:rPr>
+          <w:rFonts w:ascii="Calibri" w:eastAsia="Calibri" w:hAnsi="Calibri" w:cs="Calibri"/>
+          <w:b/>
+          <w:bCs/>
+          <w:color w:val="000000"/>
+        </w:rPr>
+        <w:t>riven</w:t>
+      </w:r>
+      <w:proofErr w:type="spellEnd"/>
+      <w:r>
+        <w:rPr>
+          <w:rFonts w:ascii="Calibri" w:eastAsia="Calibri" w:hAnsi="Calibri" w:cs="Calibri"/>
+          <w:color w:val="000000"/>
+        </w:rPr>
+        <w:t xml:space="preserve"> shortest duration hospital.</w:t>
       </w:r>
     </w:p>
     <w:p>
@@ -1053,6 +1717,7 @@
           <w:rFonts w:ascii="Calibri" w:eastAsia="Calibri" w:hAnsi="Calibri" w:cs="Calibri"/>
           <w:color w:val="000000"/>
         </w:rPr>
+        <w:lastRenderedPageBreak/>
         <w:t>Completed an intensive software engineering program covering full-stack development, object-oriented principles, and the software development lifecycle (SDLC).</w:t>
       </w:r>
     </w:p>
@@ -1102,12 +1767,22 @@
           <w:rFonts w:ascii="Calibri" w:eastAsia="Calibri" w:hAnsi="Calibri" w:cs="Calibri"/>
           <w:b/>
           <w:bCs/>
-          <w:sz w:val="24"/>
-          <w:szCs w:val="24"/>
-        </w:rPr>
-        <w:t xml:space="preserve"> Software Engineering Capstone Project | </w:t>
-      </w:r>
-      <w:hyperlink r:id="rId15" w:history="1">
+          <w:sz w:val="28"/>
+          <w:szCs w:val="28"/>
+        </w:rPr>
+        <w:t xml:space="preserve"> Software Engineering Capstone Project </w:t>
+      </w:r>
+      <w:r>
+        <w:rPr>
+          <w:rFonts w:ascii="Calibri" w:eastAsia="Calibri" w:hAnsi="Calibri" w:cs="Calibri"/>
+          <w:b/>
+          <w:bCs/>
+          <w:sz w:val="24"/>
+          <w:szCs w:val="24"/>
+        </w:rPr>
+        <w:t xml:space="preserve">| </w:t>
+      </w:r>
+      <w:hyperlink r:id="rId16" w:history="1">
         <w:r>
           <w:rPr>
             <w:rStyle w:val="Hyperlink"/>
@@ -1126,7 +1801,7 @@
         </w:rPr>
         <w:t xml:space="preserve"> | </w:t>
       </w:r>
-      <w:hyperlink r:id="rId16">
+      <w:hyperlink r:id="rId17">
         <w:proofErr w:type="spellStart"/>
         <w:r>
           <w:rPr>
@@ -1194,7 +1869,6 @@
           <w:rFonts w:ascii="Calibri" w:eastAsia="Calibri" w:hAnsi="Calibri" w:cs="Calibri"/>
           <w:color w:val="000000"/>
         </w:rPr>
-        <w:lastRenderedPageBreak/>
         <w:t xml:space="preserve">Developed RESTful APIs, containerized services using Docker, and established automated CI/CD pipelines through GitHub Actions, incorporating testing and code-quality tools including Snyk, </w:t>
       </w:r>
       <w:proofErr w:type="spellStart"/>
@@ -1244,6 +1918,24 @@
     </w:p>
     <w:p>
       <w:pPr>
+        <w:pBdr>
+          <w:top w:val="nil"/>
+          <w:left w:val="nil"/>
+          <w:bottom w:val="nil"/>
+          <w:right w:val="nil"/>
+          <w:between w:val="nil"/>
+        </w:pBdr>
+        <w:spacing w:line="240" w:lineRule="auto"/>
+        <w:ind w:left="720"/>
+        <w:jc w:val="both"/>
+        <w:rPr>
+          <w:rFonts w:ascii="Calibri" w:hAnsi="Calibri" w:cs="Calibri"/>
+          <w:color w:val="000000"/>
+        </w:rPr>
+      </w:pPr>
+    </w:p>
+    <w:p>
+      <w:pPr>
         <w:spacing w:after="120" w:line="240" w:lineRule="auto"/>
         <w:jc w:val="both"/>
         <w:rPr>
@@ -1292,7 +1984,7 @@
     </w:p>
     <w:p>
       <w:pPr>
-        <w:spacing w:line="240" w:lineRule="auto"/>
+        <w:spacing w:after="120" w:line="240" w:lineRule="auto"/>
         <w:jc w:val="both"/>
         <w:rPr>
           <w:rFonts w:ascii="Calibri" w:eastAsia="Calibri" w:hAnsi="Calibri" w:cs="Calibri"/>
@@ -1377,7 +2069,7 @@
           <w:rFonts w:ascii="Calibri" w:eastAsia="Calibri" w:hAnsi="Calibri" w:cs="Calibri"/>
           <w:color w:val="000000"/>
         </w:rPr>
-        <w:t>Automated daily reporting and data-documentation workflows using Excel VBA, reducing manual-entry errors and reporting turnaround time.</w:t>
+        <w:t>Automated daily reporting and documentation workflows using Excel VBA, reducing manual-entry errors and reporting turnaround time.</w:t>
       </w:r>
     </w:p>
     <w:p>
@@ -1455,12 +2147,81 @@
           <w:sz w:val="24"/>
           <w:szCs w:val="24"/>
         </w:rPr>
-        <w:t>STRUCTURAL MANAGER / SENIOR ENGINEER</w:t>
+        <w:t>PROJECT</w:t>
+      </w:r>
+      <w:r>
+        <w:rPr>
+          <w:rFonts w:ascii="Calibri" w:eastAsia="Calibri" w:hAnsi="Calibri" w:cs="Calibri"/>
+          <w:b/>
+          <w:bCs/>
+          <w:sz w:val="24"/>
+          <w:szCs w:val="24"/>
+        </w:rPr>
+        <w:t xml:space="preserve"> MANAGER </w:t>
+      </w:r>
+      <w:r>
+        <w:rPr>
+          <w:rFonts w:ascii="Calibri" w:eastAsia="Calibri" w:hAnsi="Calibri" w:cs="Calibri"/>
+          <w:b/>
+          <w:bCs/>
+          <w:sz w:val="24"/>
+          <w:szCs w:val="24"/>
+        </w:rPr>
+        <w:t>&amp;</w:t>
+      </w:r>
+      <w:r>
+        <w:rPr>
+          <w:rFonts w:ascii="Calibri" w:eastAsia="Calibri" w:hAnsi="Calibri" w:cs="Calibri"/>
+          <w:b/>
+          <w:bCs/>
+          <w:sz w:val="24"/>
+          <w:szCs w:val="24"/>
+        </w:rPr>
+        <w:t xml:space="preserve"> </w:t>
+      </w:r>
+      <w:r>
+        <w:rPr>
+          <w:rFonts w:ascii="Calibri" w:eastAsia="Calibri" w:hAnsi="Calibri" w:cs="Calibri"/>
+          <w:b/>
+          <w:bCs/>
+          <w:sz w:val="24"/>
+          <w:szCs w:val="24"/>
+        </w:rPr>
+        <w:t>STRUCTURAL</w:t>
+      </w:r>
+      <w:r>
+        <w:rPr>
+          <w:rFonts w:ascii="Calibri" w:eastAsia="Calibri" w:hAnsi="Calibri" w:cs="Calibri"/>
+          <w:b/>
+          <w:bCs/>
+          <w:sz w:val="24"/>
+          <w:szCs w:val="24"/>
+        </w:rPr>
+        <w:t xml:space="preserve"> ENGINEER</w:t>
+      </w:r>
+      <w:r>
+        <w:rPr>
+          <w:rFonts w:ascii="Calibri" w:eastAsia="Calibri" w:hAnsi="Calibri" w:cs="Calibri"/>
+          <w:b/>
+          <w:bCs/>
+          <w:sz w:val="24"/>
+          <w:szCs w:val="24"/>
+        </w:rPr>
+        <w:t xml:space="preserve">                                                       </w:t>
+      </w:r>
+      <w:r>
+        <w:rPr>
+          <w:rFonts w:ascii="Calibri" w:eastAsia="Calibri" w:hAnsi="Calibri" w:cs="Calibri"/>
+          <w:smallCaps/>
+          <w:sz w:val="24"/>
+          <w:szCs w:val="24"/>
+        </w:rPr>
+        <w:t>OCT 2014 – JUN 2023</w:t>
       </w:r>
     </w:p>
     <w:p>
       <w:pPr>
-        <w:spacing w:line="240" w:lineRule="auto"/>
+        <w:spacing w:after="120" w:line="240" w:lineRule="auto"/>
         <w:jc w:val="both"/>
         <w:rPr>
           <w:rFonts w:ascii="Calibri" w:eastAsia="Calibri" w:hAnsi="Calibri" w:cs="Calibri"/>
@@ -1474,7 +2235,41 @@
           <w:sz w:val="24"/>
           <w:szCs w:val="24"/>
         </w:rPr>
-        <w:t xml:space="preserve">Various Construction Firms | Singapore </w:t>
+        <w:t xml:space="preserve">GH Engineering, </w:t>
+      </w:r>
+      <w:proofErr w:type="spellStart"/>
+      <w:r>
+        <w:rPr>
+          <w:rFonts w:ascii="Calibri" w:eastAsia="Calibri" w:hAnsi="Calibri" w:cs="Calibri"/>
+          <w:sz w:val="24"/>
+          <w:szCs w:val="24"/>
+        </w:rPr>
+        <w:t>LongXiang</w:t>
+      </w:r>
+      <w:proofErr w:type="spellEnd"/>
+      <w:r>
+        <w:rPr>
+          <w:rFonts w:ascii="Calibri" w:eastAsia="Calibri" w:hAnsi="Calibri" w:cs="Calibri"/>
+          <w:sz w:val="24"/>
+          <w:szCs w:val="24"/>
+        </w:rPr>
+        <w:t xml:space="preserve"> Construction </w:t>
+      </w:r>
+      <w:r>
+        <w:rPr>
+          <w:rFonts w:ascii="Calibri" w:eastAsia="Calibri" w:hAnsi="Calibri" w:cs="Calibri"/>
+          <w:sz w:val="24"/>
+          <w:szCs w:val="24"/>
+        </w:rPr>
+        <w:t>|</w:t>
+      </w:r>
+      <w:r>
+        <w:rPr>
+          <w:rFonts w:ascii="Calibri" w:eastAsia="Calibri" w:hAnsi="Calibri" w:cs="Calibri"/>
+          <w:sz w:val="24"/>
+          <w:szCs w:val="24"/>
+        </w:rPr>
+        <w:t>HP Engineering, Tiong Aik Construction</w:t>
       </w:r>
       <w:r>
         <w:rPr>
@@ -1490,49 +2285,7 @@
           <w:sz w:val="24"/>
           <w:szCs w:val="24"/>
         </w:rPr>
-        <w:tab/>
-      </w:r>
-      <w:r>
-        <w:rPr>
-          <w:rFonts w:ascii="Calibri" w:eastAsia="Calibri" w:hAnsi="Calibri" w:cs="Calibri"/>
-          <w:sz w:val="24"/>
-          <w:szCs w:val="24"/>
-        </w:rPr>
-        <w:tab/>
-      </w:r>
-      <w:r>
-        <w:rPr>
-          <w:rFonts w:ascii="Calibri" w:eastAsia="Calibri" w:hAnsi="Calibri" w:cs="Calibri"/>
-          <w:sz w:val="24"/>
-          <w:szCs w:val="24"/>
-        </w:rPr>
-        <w:tab/>
-        <w:t xml:space="preserve">       </w:t>
-      </w:r>
-      <w:r>
-        <w:rPr>
-          <w:rFonts w:ascii="Calibri" w:eastAsia="Calibri" w:hAnsi="Calibri" w:cs="Calibri"/>
-          <w:sz w:val="24"/>
-          <w:szCs w:val="24"/>
-        </w:rPr>
-        <w:t xml:space="preserve">   </w:t>
-      </w:r>
-      <w:r>
-        <w:rPr>
-          <w:rFonts w:ascii="Calibri" w:eastAsia="Calibri" w:hAnsi="Calibri" w:cs="Calibri"/>
-          <w:sz w:val="24"/>
-          <w:szCs w:val="24"/>
-        </w:rPr>
-        <w:t xml:space="preserve">           </w:t>
-      </w:r>
-      <w:r>
-        <w:rPr>
-          <w:rFonts w:ascii="Calibri" w:eastAsia="Calibri" w:hAnsi="Calibri" w:cs="Calibri"/>
-          <w:smallCaps/>
-          <w:sz w:val="24"/>
-          <w:szCs w:val="24"/>
-        </w:rPr>
-        <w:t>OCT 2014 – JUN 2023</w:t>
+        <w:t>, Tat Hin Builders</w:t>
       </w:r>
     </w:p>
     <w:p>
@@ -1560,7 +2313,21 @@
           <w:rFonts w:ascii="Calibri" w:eastAsia="Calibri" w:hAnsi="Calibri" w:cs="Calibri"/>
           <w:color w:val="000000"/>
         </w:rPr>
-        <w:t>Managed structural delivery for large-scale HDB and JTC projects valued at S$3M–S$100M, leading 100+ workers and coordinating technical matters across multidisciplinary teams and trades, including M&amp;E, architecture, landscape, surveying, geotechnical, piling, and structural steel, while meeting technical, constructability, and safety requirements.</w:t>
+        <w:t xml:space="preserve">Managed structural delivery for large-scale HDB and JTC projects valued at S$3M–S$100M, leading </w:t>
+      </w:r>
+      <w:r>
+        <w:rPr>
+          <w:rFonts w:ascii="Calibri" w:eastAsia="Calibri" w:hAnsi="Calibri" w:cs="Calibri"/>
+          <w:color w:val="000000"/>
+        </w:rPr>
+        <w:t xml:space="preserve">teams of more than </w:t>
+      </w:r>
+      <w:r>
+        <w:rPr>
+          <w:rFonts w:ascii="Calibri" w:eastAsia="Calibri" w:hAnsi="Calibri" w:cs="Calibri"/>
+          <w:color w:val="000000"/>
+        </w:rPr>
+        <w:t>100+ workers and coordinating technical matters across multidisciplinary teams and trades, including M&amp;E, architecture, landscape, surveying, geotechnical, piling, and structural steel, while meeting technical, constructability, and safety requirements.</w:t>
       </w:r>
     </w:p>
     <w:p>
@@ -1739,7 +2506,30 @@
           <w:rFonts w:ascii="Calibri" w:hAnsi="Calibri" w:cs="Calibri"/>
           <w:color w:val="000000"/>
         </w:rPr>
-        <w:t xml:space="preserve">Took a planned career break for partner-care responsibilities while undertaking technical upskilling and preparing for </w:t>
+        <w:t xml:space="preserve">Took a planned career break for </w:t>
+      </w:r>
+      <w:proofErr w:type="gramStart"/>
+      <w:r>
+        <w:rPr>
+          <w:rFonts w:ascii="Calibri" w:hAnsi="Calibri" w:cs="Calibri"/>
+          <w:color w:val="000000"/>
+        </w:rPr>
+        <w:t xml:space="preserve">caregiving </w:t>
+      </w:r>
+      <w:r>
+        <w:rPr>
+          <w:rFonts w:ascii="Calibri" w:hAnsi="Calibri" w:cs="Calibri"/>
+          <w:color w:val="000000"/>
+        </w:rPr>
+        <w:t xml:space="preserve"> responsibilities</w:t>
+      </w:r>
+      <w:proofErr w:type="gramEnd"/>
+      <w:r>
+        <w:rPr>
+          <w:rFonts w:ascii="Calibri" w:hAnsi="Calibri" w:cs="Calibri"/>
+          <w:color w:val="000000"/>
+        </w:rPr>
+        <w:t xml:space="preserve"> while undertaking technical upskilling and preparing for </w:t>
       </w:r>
       <w:proofErr w:type="gramStart"/>
       <w:r>
@@ -1950,7 +2740,7 @@
           <w:right w:val="nil"/>
           <w:between w:val="nil"/>
         </w:pBdr>
-        <w:spacing w:after="120" w:line="240" w:lineRule="auto"/>
+        <w:spacing w:line="240" w:lineRule="auto"/>
         <w:rPr>
           <w:rFonts w:ascii="Calibri" w:hAnsi="Calibri" w:cs="Calibri"/>
           <w:color w:val="000000"/>
@@ -2097,7 +2887,7 @@
           <w:right w:val="nil"/>
           <w:between w:val="nil"/>
         </w:pBdr>
-        <w:spacing w:after="120" w:line="240" w:lineRule="auto"/>
+        <w:spacing w:line="240" w:lineRule="auto"/>
         <w:ind w:left="720"/>
         <w:rPr>
           <w:rFonts w:ascii="Calibri" w:hAnsi="Calibri" w:cs="Calibri"/>
@@ -2310,31 +3100,13 @@
         <w:t>3</w:t>
       </w:r>
     </w:p>
-    <w:p>
-      <w:pPr>
-        <w:spacing w:before="240" w:line="240" w:lineRule="auto"/>
-        <w:rPr>
-          <w:sz w:val="24"/>
-          <w:szCs w:val="24"/>
-        </w:rPr>
-      </w:pPr>
-    </w:p>
-    <w:p>
-      <w:pPr>
-        <w:spacing w:before="240" w:line="240" w:lineRule="auto"/>
-        <w:rPr>
-          <w:sz w:val="24"/>
-          <w:szCs w:val="24"/>
-        </w:rPr>
-      </w:pPr>
-    </w:p>
     <w:sectPr>
-      <w:headerReference w:type="even" r:id="rId17"/>
-      <w:headerReference w:type="default" r:id="rId18"/>
-      <w:footerReference w:type="even" r:id="rId19"/>
-      <w:footerReference w:type="default" r:id="rId20"/>
-      <w:headerReference w:type="first" r:id="rId21"/>
-      <w:footerReference w:type="first" r:id="rId22"/>
+      <w:headerReference w:type="even" r:id="rId18"/>
+      <w:headerReference w:type="default" r:id="rId19"/>
+      <w:footerReference w:type="even" r:id="rId20"/>
+      <w:footerReference w:type="default" r:id="rId21"/>
+      <w:headerReference w:type="first" r:id="rId22"/>
+      <w:footerReference w:type="first" r:id="rId23"/>
       <w:pgSz w:w="12240" w:h="15840"/>
       <w:pgMar w:top="1008" w:right="1296" w:bottom="1008" w:left="1296" w:header="288" w:footer="288" w:gutter="0"/>
       <w:pgNumType w:start="1"/>
@@ -4642,7 +5414,7 @@
   <w:docDefaults>
     <w:rPrDefault>
       <w:rPr>
-        <w:rFonts w:ascii="Arial" w:eastAsia="Arial" w:hAnsi="Arial" w:cs="Arial"/>
+        <w:rFonts w:ascii="Arial" w:eastAsiaTheme="minorEastAsia" w:hAnsi="Arial" w:cs="Arial"/>
         <w:sz w:val="22"/>
         <w:szCs w:val="22"/>
         <w:lang w:val="en" w:eastAsia="zh-CN" w:bidi="ar-SA"/>
